--- a/00_Gestion_Proyecto/Actas_Reunion/Acta_Reunion_002_Fase1_SN6.docx
+++ b/00_Gestion_Proyecto/Actas_Reunion/Acta_Reunion_002_Fase1_SN6.docx
@@ -26,7 +26,15 @@
           <w:b/>
           <w:bCs/>
         </w:rPr>
-        <w:t>ACTA DE REUNIÓN No. 001</w:t>
+        <w:t>ACTA DE REUNIÓN No. 00</w:t>
+      </w:r>
+      <w:r>
+        <w:rPr>
+          <w:rFonts w:ascii="Museo Sans 300" w:eastAsia="Museo Sans 300" w:hAnsi="Museo Sans 300" w:cs="Museo Sans 300"/>
+          <w:b/>
+          <w:bCs/>
+        </w:rPr>
+        <w:t>2</w:t>
       </w:r>
     </w:p>
     <w:p>
@@ -562,13 +570,7 @@
         <w:rPr>
           <w:rFonts w:ascii="Museo Sans 300" w:eastAsia="Museo Sans 300" w:hAnsi="Museo Sans 300" w:cs="Museo Sans 300"/>
         </w:rPr>
-        <w:t>Dar inicio a la Fase 1 del proyecto, coordinar el análisis del entorno IAM, distribuir las actividades técnicas correspondientes y establecer los lineamientos para la elaboración del Documento de Análisis del Entorno IAM</w:t>
-      </w:r>
-      <w:r>
-        <w:rPr>
-          <w:rFonts w:ascii="Museo Sans 300" w:eastAsia="Museo Sans 300" w:hAnsi="Museo Sans 300" w:cs="Museo Sans 300"/>
-        </w:rPr>
-        <w:t xml:space="preserve"> </w:t>
+        <w:t xml:space="preserve">Dar inicio a la Fase 1 del proyecto, coordinar el análisis del entorno IAM, distribuir las actividades técnicas correspondientes y establecer los lineamientos para la elaboración del Documento de Análisis del Entorno IAM </w:t>
       </w:r>
       <w:r>
         <w:rPr>
@@ -740,17 +742,11 @@
         <w:rPr>
           <w:rFonts w:ascii="Museo Sans 300" w:eastAsia="Museo Sans 300" w:hAnsi="Museo Sans 300" w:cs="Museo Sans 300"/>
         </w:rPr>
-        <w:t>Definición de fechas de seguimiento.</w:t>
-      </w:r>
-      <w:r>
-        <w:rPr>
-          <w:rFonts w:ascii="Museo Sans 300" w:eastAsia="Museo Sans 300" w:hAnsi="Museo Sans 300" w:cs="Museo Sans 300"/>
-        </w:rPr>
-        <w:t xml:space="preserve"> </w:t>
+        <w:t xml:space="preserve">Definición de fechas de seguimiento. </w:t>
       </w:r>
       <w:r>
         <w:pict w14:anchorId="649B8541">
-          <v:rect id="_x0000_i1038" style="width:0;height:1.5pt" o:hrstd="t" o:hr="t" fillcolor="#a0a0a0" stroked="f"/>
+          <v:rect id="_x0000_i1029" style="width:0;height:1.5pt" o:hrstd="t" o:hr="t" fillcolor="#a0a0a0" stroked="f"/>
         </w:pict>
       </w:r>
     </w:p>
@@ -1596,7 +1592,7 @@
       </w:r>
       <w:r>
         <w:pict w14:anchorId="572DF077">
-          <v:rect id="_x0000_i1044" style="width:0;height:1.5pt" o:hrstd="t" o:hr="t" fillcolor="#a0a0a0" stroked="f"/>
+          <v:rect id="_x0000_i1033" style="width:0;height:1.5pt" o:hrstd="t" o:hr="t" fillcolor="#a0a0a0" stroked="f"/>
         </w:pict>
       </w:r>
     </w:p>
@@ -1661,7 +1657,13 @@
         <w:rPr>
           <w:rFonts w:ascii="Museo Sans 300" w:eastAsia="Museo Sans 300" w:hAnsi="Museo Sans 300" w:cs="Museo Sans 300"/>
         </w:rPr>
-        <w:t>Objetivo: Revisión de avances y preparación de la Fase 1.</w:t>
+        <w:t xml:space="preserve">Objetivo: </w:t>
+      </w:r>
+      <w:r>
+        <w:rPr>
+          <w:rFonts w:ascii="Museo Sans 300" w:eastAsia="Museo Sans 300" w:hAnsi="Museo Sans 300" w:cs="Museo Sans 300"/>
+        </w:rPr>
+        <w:t>Iniciar la Fase 2 correspondiente a la implementación del núcleo IAM.</w:t>
       </w:r>
     </w:p>
     <w:p>
